--- a/Explanation & Documentation.docx
+++ b/Explanation & Documentation.docx
@@ -2233,7 +2233,13 @@
         <w:t>k-NN with k=3, weights=distance, and p=1 (Manhattan distance)</w:t>
       </w:r>
       <w:r>
-        <w:t>, achieving an average accuracy of 0.97 and an F1 score of 0.97. This configuration is recommended for its high accuracy and robustness. While Naïve Bayes is faster, its slightly lower performance makes it less suitable for this task unless computational efficiency is a critical concern.</w:t>
+        <w:t xml:space="preserve">, achieving an average accuracy of 0.97 and an F1 score of 0.97. This configuration is </w:t>
+      </w:r>
+      <w:r>
+        <w:t>suggested</w:t>
+      </w:r>
+      <w:r>
+        <w:t xml:space="preserve"> for its high accuracy and robustness. While Naïve Bayes is faster, its slightly lower performance makes it less suitable for this task unless computational efficiency is a critical concern.</w:t>
       </w:r>
     </w:p>
     <w:p/>
